--- a/docx/fr/BUFRCREX_CodeFlag_fr_08.docx
+++ b/docx/fr/BUFRCREX_CodeFlag_fr_08.docx
@@ -22,7 +22,7 @@
           <w:b/>
           <w:sz w:val="18"/>
         </w:rPr>
-        <w:t>008001  Caractéristique correspondant à des données de sondage vertical</w:t>
+        <w:t>0 08 001  Caractéristique correspondant à des données de sondage vertical</w:t>
       </w:r>
     </w:p>
     <w:tbl>
@@ -456,7 +456,7 @@
           <w:b/>
           <w:sz w:val="18"/>
         </w:rPr>
-        <w:t>008002  Caractéristique verticale (observations en surface)</w:t>
+        <w:t>0 08 002  Caractéristique verticale (observations en surface)</w:t>
       </w:r>
     </w:p>
     <w:tbl>
@@ -1576,7 +1576,7 @@
           <w:b/>
           <w:sz w:val="18"/>
         </w:rPr>
-        <w:t>008003  Caractéristique verticale (observations par satellite)</w:t>
+        <w:t>0 08 003  Caractéristique verticale (observations par satellite)</w:t>
       </w:r>
     </w:p>
     <w:tbl>
@@ -2304,7 +2304,7 @@
           <w:b/>
           <w:sz w:val="18"/>
         </w:rPr>
-        <w:t>008004  Phase de vol de l'aéronef</w:t>
+        <w:t>0 08 004  Phase de vol de l'aéronef</w:t>
       </w:r>
     </w:p>
     <w:tbl>
@@ -2738,7 +2738,7 @@
           <w:b/>
           <w:sz w:val="18"/>
         </w:rPr>
-        <w:t>008005  Signification de la caractéristique météorologique</w:t>
+        <w:t>0 08 005  Signification de la caractéristique météorologique</w:t>
       </w:r>
     </w:p>
     <w:tbl>
@@ -3221,7 +3221,7 @@
           <w:b/>
           <w:sz w:val="18"/>
         </w:rPr>
-        <w:t>008006  Caractéristique du sondage vertical de l'ozone</w:t>
+        <w:t>0 08 006  Caractéristique du sondage vertical de l'ozone</w:t>
       </w:r>
     </w:p>
     <w:tbl>
@@ -3753,7 +3753,7 @@
           <w:b/>
           <w:sz w:val="18"/>
         </w:rPr>
-        <w:t>008007  Caractéristiques dimensionnelles</w:t>
+        <w:t>0 08 007  Caractéristiques dimensionnelles</w:t>
       </w:r>
     </w:p>
     <w:tbl>
@@ -4138,7 +4138,7 @@
           <w:b/>
           <w:sz w:val="18"/>
         </w:rPr>
-        <w:t>008008  Caractéristique correspondant à des données de sondage du rayonnement</w:t>
+        <w:t>0 08 008  Caractéristique correspondant à des données de sondage du rayonnement</w:t>
       </w:r>
     </w:p>
     <w:tbl>
@@ -4670,7 +4670,7 @@
           <w:b/>
           <w:sz w:val="18"/>
         </w:rPr>
-        <w:t>008009  Phase de vol détaillée de l'aéronef</w:t>
+        <w:t>0 08 009  Phase de vol détaillée de l'aéronef</w:t>
       </w:r>
     </w:p>
     <w:tbl>
@@ -5545,7 +5545,7 @@
           <w:b/>
           <w:sz w:val="18"/>
         </w:rPr>
-        <w:t>008010  Caractéristique de la surface (données de température)</w:t>
+        <w:t>0 08 010  Caractéristique de la surface (données de température)</w:t>
       </w:r>
     </w:p>
     <w:tbl>
@@ -6371,7 +6371,7 @@
           <w:b/>
           <w:sz w:val="18"/>
         </w:rPr>
-        <w:t>008011  Caractéristique météorologique</w:t>
+        <w:t>0 08 011  Caractéristique météorologique</w:t>
       </w:r>
     </w:p>
     <w:tbl>
@@ -7834,7 +7834,7 @@
           <w:b/>
           <w:sz w:val="18"/>
         </w:rPr>
-        <w:t>008012  Identificateur terre/mer</w:t>
+        <w:t>0 08 012  Identificateur terre/mer</w:t>
       </w:r>
     </w:p>
     <w:tbl>
@@ -8121,7 +8121,7 @@
           <w:b/>
           <w:sz w:val="18"/>
         </w:rPr>
-        <w:t>008013  Identificateur jour/nuit</w:t>
+        <w:t>0 08 013  Identificateur jour/nuit</w:t>
       </w:r>
     </w:p>
     <w:tbl>
@@ -8408,7 +8408,7 @@
           <w:b/>
           <w:sz w:val="18"/>
         </w:rPr>
-        <w:t>008014  Identificateur pour la portée visuelle de piste</w:t>
+        <w:t>0 08 014  Identificateur pour la portée visuelle de piste</w:t>
       </w:r>
     </w:p>
     <w:tbl>
@@ -9038,7 +9038,7 @@
           <w:b/>
           <w:sz w:val="18"/>
         </w:rPr>
-        <w:t>008015  Caractéristique du capteur</w:t>
+        <w:t>0 08 015  Caractéristique du capteur</w:t>
       </w:r>
     </w:p>
     <w:tbl>
@@ -9374,7 +9374,7 @@
           <w:b/>
           <w:sz w:val="18"/>
         </w:rPr>
-        <w:t>008016  Identificateur de changement d'une prévision de type «tendance» ou d'une prévision d'aérodrome</w:t>
+        <w:t>0 08 016  Identificateur de changement d'une prévision de type «tendance» ou d'une prévision d'aérodrome</w:t>
       </w:r>
     </w:p>
     <w:tbl>
@@ -9759,7 +9759,7 @@
           <w:b/>
           <w:sz w:val="18"/>
         </w:rPr>
-        <w:t>008017  Identificateur de l'heure à laquelle le changement de prévision est attendu</w:t>
+        <w:t>0 08 017  Identificateur de l'heure à laquelle le changement de prévision est attendu</w:t>
       </w:r>
     </w:p>
     <w:tbl>
@@ -10046,7 +10046,7 @@
           <w:b/>
           <w:sz w:val="18"/>
         </w:rPr>
-        <w:t>008018  Type de surface terre/glace mesurée par SEAWINDS</w:t>
+        <w:t>0 08 018  Type de surface terre/glace mesurée par SEAWINDS</w:t>
       </w:r>
     </w:p>
     <w:tbl>
@@ -10480,7 +10480,7 @@
           <w:b/>
           <w:sz w:val="18"/>
         </w:rPr>
-        <w:t>008019  Indicateur d'identification du centre suivant</w:t>
+        <w:t>0 08 019  Indicateur d'identification du centre suivant</w:t>
       </w:r>
     </w:p>
     <w:tbl>
@@ -11012,7 +11012,7 @@
           <w:b/>
           <w:sz w:val="18"/>
         </w:rPr>
-        <w:t>008021  Caractéristique temporelle</w:t>
+        <w:t>0 08 021  Caractéristique temporelle</w:t>
       </w:r>
     </w:p>
     <w:tbl>
@@ -12673,7 +12673,7 @@
           <w:b/>
           <w:sz w:val="18"/>
         </w:rPr>
-        <w:t>008023  Statistiques de premier ordre</w:t>
+        <w:t>0 08 023  Statistiques de premier ordre</w:t>
       </w:r>
     </w:p>
     <w:tbl>
@@ -13597,7 +13597,7 @@
           <w:b/>
           <w:sz w:val="18"/>
         </w:rPr>
-        <w:t>008024  Statistiques sur les différences</w:t>
+        <w:t>0 08 024  Statistiques sur les différences</w:t>
       </w:r>
     </w:p>
     <w:tbl>
@@ -14522,7 +14522,7 @@
           <w:b/>
           <w:sz w:val="18"/>
         </w:rPr>
-        <w:t>008025  Décalage dans le temps</w:t>
+        <w:t>0 08 025  Décalage dans le temps</w:t>
       </w:r>
     </w:p>
     <w:tbl>
@@ -14956,7 +14956,7 @@
           <w:b/>
           <w:sz w:val="18"/>
         </w:rPr>
-        <w:t>008026  Caractéristique matricielle</w:t>
+        <w:t>0 08 026  Caractéristique matricielle</w:t>
       </w:r>
     </w:p>
     <w:tbl>
@@ -15390,7 +15390,7 @@
           <w:b/>
           <w:sz w:val="18"/>
         </w:rPr>
-        <w:t>008029  Type de surface</w:t>
+        <w:t>0 08 029  Type de surface</w:t>
       </w:r>
     </w:p>
     <w:tbl>
@@ -16363,7 +16363,7 @@
           <w:b/>
           <w:sz w:val="18"/>
         </w:rPr>
-        <w:t>008032  Mode de fonctionnement</w:t>
+        <w:t>0 08 032  Mode de fonctionnement</w:t>
       </w:r>
     </w:p>
     <w:tbl>
@@ -16846,7 +16846,7 @@
           <w:b/>
           <w:sz w:val="18"/>
         </w:rPr>
-        <w:t>008033  Méthode de dérivation du pourcentage de confiance</w:t>
+        <w:t>0 08 033  Méthode de dérivation du pourcentage de confiance</w:t>
       </w:r>
     </w:p>
     <w:tbl>
@@ -17280,7 +17280,7 @@
           <w:b/>
           <w:sz w:val="18"/>
         </w:rPr>
-        <w:t>008034  Indicateur de la mesure de la température ou de la salinité</w:t>
+        <w:t>0 08 034  Indicateur de la mesure de la température ou de la salinité</w:t>
       </w:r>
     </w:p>
     <w:tbl>
@@ -17910,7 +17910,7 @@
           <w:b/>
           <w:sz w:val="18"/>
         </w:rPr>
-        <w:t>008035  Type d'exercice de contrôle</w:t>
+        <w:t>0 08 035  Type d'exercice de contrôle</w:t>
       </w:r>
     </w:p>
     <w:tbl>
@@ -18393,7 +18393,7 @@
           <w:b/>
           <w:sz w:val="18"/>
         </w:rPr>
-        <w:t>008036  Type de centre ou de station effectuant le contrôle</w:t>
+        <w:t>0 08 036  Type de centre ou de station effectuant le contrôle</w:t>
       </w:r>
     </w:p>
     <w:tbl>
@@ -18876,7 +18876,7 @@
           <w:b/>
           <w:sz w:val="18"/>
         </w:rPr>
-        <w:t>008037  Caractéristique du calage</w:t>
+        <w:t>0 08 037  Caractéristique du calage</w:t>
       </w:r>
     </w:p>
     <w:tbl>
@@ -19212,7 +19212,7 @@
           <w:b/>
           <w:sz w:val="18"/>
         </w:rPr>
-        <w:t>008038  Caractéristique des données instrumentales</w:t>
+        <w:t>0 08 038  Caractéristique des données instrumentales</w:t>
       </w:r>
     </w:p>
     <w:tbl>
@@ -19499,7 +19499,7 @@
           <w:b/>
           <w:sz w:val="18"/>
         </w:rPr>
-        <w:t>008039  Caractéristique temporelle (prévision aéronautique)</w:t>
+        <w:t>0 08 039  Caractéristique temporelle (prévision aéronautique)</w:t>
       </w:r>
     </w:p>
     <w:tbl>
@@ -20031,7 +20031,7 @@
           <w:b/>
           <w:sz w:val="18"/>
         </w:rPr>
-        <w:t>008040  Caractéristique du niveau de vol</w:t>
+        <w:t>0 08 040  Caractéristique du niveau de vol</w:t>
       </w:r>
     </w:p>
     <w:tbl>
@@ -22572,7 +22572,7 @@
           <w:b/>
           <w:sz w:val="18"/>
         </w:rPr>
-        <w:t>008041  Caractéristique des données</w:t>
+        <w:t>0 08 041  Caractéristique des données</w:t>
       </w:r>
     </w:p>
     <w:tbl>
@@ -23447,7 +23447,7 @@
           <w:b/>
           <w:sz w:val="18"/>
         </w:rPr>
-        <w:t>008042  Caractéristique étendue correspondant à des données de sondage vertical</w:t>
+        <w:t>0 08 042  Caractéristique étendue correspondant à des données de sondage vertical</w:t>
       </w:r>
     </w:p>
     <w:tbl>
@@ -24421,7 +24421,7 @@
           <w:b/>
           <w:sz w:val="18"/>
         </w:rPr>
-        <w:t>008043  Type de constituants chimiques ou physiques de l'atmosphère</w:t>
+        <w:t>0 08 043  Type de constituants chimiques ou physiques de l'atmosphère</w:t>
       </w:r>
     </w:p>
     <w:tbl>
@@ -26146,7 +26146,7 @@
           <w:b/>
           <w:sz w:val="18"/>
         </w:rPr>
-        <w:t>008050  Identificateur pour le nombre de valeurs manquantes dans le calcul des statistiques</w:t>
+        <w:t>0 08 050  Identificateur pour le nombre de valeurs manquantes dans le calcul des statistiques</w:t>
       </w:r>
     </w:p>
     <w:tbl>
@@ -26825,7 +26825,7 @@
           <w:b/>
           <w:sz w:val="18"/>
         </w:rPr>
-        <w:t>008051  Identificateur pour le nombre de valeurs manquantes dans le calcul des statistiques</w:t>
+        <w:t>0 08 051  Identificateur pour le nombre de valeurs manquantes dans le calcul des statistiques</w:t>
       </w:r>
     </w:p>
     <w:tbl>
@@ -27259,7 +27259,7 @@
           <w:b/>
           <w:sz w:val="18"/>
         </w:rPr>
-        <w:t>008052  Condition pour laquelle le nombre de jours d'occurrence est indiqué</w:t>
+        <w:t>0 08 052  Condition pour laquelle le nombre de jours d'occurrence est indiqué</w:t>
       </w:r>
     </w:p>
     <w:tbl>
@@ -28673,7 +28673,7 @@
           <w:b/>
           <w:sz w:val="18"/>
         </w:rPr>
-        <w:t>008053  Identificateur du jour d'occurrence</w:t>
+        <w:t>0 08 053  Identificateur du jour d'occurrence</w:t>
       </w:r>
     </w:p>
     <w:tbl>
@@ -28960,7 +28960,7 @@
           <w:b/>
           <w:sz w:val="18"/>
         </w:rPr>
-        <w:t>008054  Identificateur de la vitesse du vent ou des rafales</w:t>
+        <w:t>0 08 054  Identificateur de la vitesse du vent ou des rafales</w:t>
       </w:r>
     </w:p>
     <w:tbl>
@@ -29247,7 +29247,7 @@
           <w:b/>
           <w:sz w:val="18"/>
         </w:rPr>
-        <w:t>008060  Signification du mode de balayage de l'échantillon</w:t>
+        <w:t>0 08 060  Signification du mode de balayage de l'échantillon</w:t>
       </w:r>
     </w:p>
     <w:tbl>
@@ -29779,7 +29779,7 @@
           <w:b/>
           <w:sz w:val="18"/>
         </w:rPr>
-        <w:t>008065  Indicateur de reflet solaire</w:t>
+        <w:t>0 08 065  Indicateur de reflet solaire</w:t>
       </w:r>
     </w:p>
     <w:tbl>
@@ -30066,7 +30066,7 @@
           <w:b/>
           <w:sz w:val="18"/>
         </w:rPr>
-        <w:t>008066  Indicateur de semi-transparence</w:t>
+        <w:t>0 08 066  Indicateur de semi-transparence</w:t>
       </w:r>
     </w:p>
     <w:tbl>
@@ -30353,7 +30353,7 @@
           <w:b/>
           <w:sz w:val="18"/>
         </w:rPr>
-        <w:t>008070  Identificateur de produits de sondages verticaux</w:t>
+        <w:t>0 08 070  Identificateur de produits de sondages verticaux</w:t>
       </w:r>
     </w:p>
     <w:tbl>
@@ -30787,7 +30787,7 @@
           <w:b/>
           <w:sz w:val="18"/>
         </w:rPr>
-        <w:t>008072  Type de pixel</w:t>
+        <w:t>0 08 072  Type de pixel</w:t>
       </w:r>
     </w:p>
     <w:tbl>
@@ -31221,7 +31221,7 @@
           <w:b/>
           <w:sz w:val="18"/>
         </w:rPr>
-        <w:t>008074  Type d'écho de l'altimètre</w:t>
+        <w:t>0 08 074  Type d'écho de l'altimètre</w:t>
       </w:r>
     </w:p>
     <w:tbl>
@@ -31508,7 +31508,7 @@
           <w:b/>
           <w:sz w:val="18"/>
         </w:rPr>
-        <w:t>008075  Identificateur d'orbite ascendante ou descendante</w:t>
+        <w:t>0 08 075  Identificateur d'orbite ascendante ou descendante</w:t>
       </w:r>
     </w:p>
     <w:tbl>
@@ -31795,7 +31795,7 @@
           <w:b/>
           <w:sz w:val="18"/>
         </w:rPr>
-        <w:t>008076  Type de bande</w:t>
+        <w:t>0 08 076  Type de bande</w:t>
       </w:r>
     </w:p>
     <w:tbl>
@@ -32376,7 +32376,7 @@
           <w:b/>
           <w:sz w:val="18"/>
         </w:rPr>
-        <w:t>008077  Type de surface détecté par radiomètre</w:t>
+        <w:t>0 08 077  Type de surface détecté par radiomètre</w:t>
       </w:r>
     </w:p>
     <w:tbl>
@@ -32859,7 +32859,7 @@
           <w:b/>
           <w:sz w:val="18"/>
         </w:rPr>
-        <w:t>008079  Catégorie de produit</w:t>
+        <w:t>0 08 079  Catégorie de produit</w:t>
       </w:r>
     </w:p>
     <w:tbl>
@@ -33440,7 +33440,7 @@
           <w:b/>
           <w:sz w:val="18"/>
         </w:rPr>
-        <w:t>008080  Identificateur de l'indicateur de qualité pour le GTSPP</w:t>
+        <w:t>0 08 080  Identificateur de l'indicateur de qualité pour le GTSPP</w:t>
       </w:r>
     </w:p>
     <w:tbl>
@@ -34364,7 +34364,7 @@
           <w:b/>
           <w:sz w:val="18"/>
         </w:rPr>
-        <w:t>008081  Type d'équipement</w:t>
+        <w:t>0 08 081  Type d'équipement</w:t>
       </w:r>
     </w:p>
     <w:tbl>
@@ -34749,7 +34749,7 @@
           <w:b/>
           <w:sz w:val="18"/>
         </w:rPr>
-        <w:t>008082  Correction de la hauteur du capteur</w:t>
+        <w:t>0 08 082  Correction de la hauteur du capteur</w:t>
       </w:r>
     </w:p>
     <w:tbl>
@@ -35037,7 +35037,7 @@
           <w:b/>
           <w:sz w:val="18"/>
         </w:rPr>
-        <w:t>008083  Indicateur de valeur nominale</w:t>
+        <w:t>0 08 083  Indicateur de valeur nominale</w:t>
       </w:r>
     </w:p>
     <w:tbl>
@@ -35667,7 +35667,7 @@
           <w:b/>
           <w:sz w:val="18"/>
         </w:rPr>
-        <w:t>008085  Identification du faisceau</w:t>
+        <w:t>0 08 085  Identification du faisceau</w:t>
       </w:r>
     </w:p>
     <w:tbl>
@@ -36003,7 +36003,7 @@
           <w:b/>
           <w:sz w:val="18"/>
         </w:rPr>
-        <w:t>008086  Caractéristique verticale pour la prévision numérique du temps</w:t>
+        <w:t>0 08 086  Caractéristique verticale pour la prévision numérique du temps</w:t>
       </w:r>
     </w:p>
     <w:tbl>
@@ -36682,7 +36682,7 @@
           <w:b/>
           <w:sz w:val="18"/>
         </w:rPr>
-        <w:t>008087  Position des coins déterminant la colonne observée</w:t>
+        <w:t>0 08 087  Position des coins déterminant la colonne observée</w:t>
       </w:r>
     </w:p>
     <w:tbl>
@@ -37067,7 +37067,7 @@
           <w:b/>
           <w:sz w:val="18"/>
         </w:rPr>
-        <w:t>008088  Caractéristiques cartographiques</w:t>
+        <w:t>0 08 088  Caractéristiques cartographiques</w:t>
       </w:r>
     </w:p>
     <w:tbl>
@@ -37403,7 +37403,7 @@
           <w:b/>
           <w:sz w:val="18"/>
         </w:rPr>
-        <w:t>008091  Caractéristique des coordonnées</w:t>
+        <w:t>0 08 091  Caractéristique des coordonnées</w:t>
       </w:r>
     </w:p>
     <w:tbl>
@@ -38082,7 +38082,7 @@
           <w:b/>
           <w:sz w:val="18"/>
         </w:rPr>
-        <w:t>008092  Expression de l'incertitude de mesure</w:t>
+        <w:t>0 08 092  Expression de l'incertitude de mesure</w:t>
       </w:r>
     </w:p>
     <w:tbl>
@@ -38320,7 +38320,7 @@
           <w:b/>
           <w:sz w:val="18"/>
         </w:rPr>
-        <w:t>008093  Caractéristique de l'incertitude de mesure</w:t>
+        <w:t>0 08 093  Caractéristique de l'incertitude de mesure</w:t>
       </w:r>
     </w:p>
     <w:tbl>
